--- a/docs/paper/unified_manuscript/discovery_plants/supplementary_information/Discover_Plants_Supplementary_Information.docx
+++ b/docs/paper/unified_manuscript/discovery_plants/supplementary_information/Discover_Plants_Supplementary_Information.docx
@@ -54,7 +54,7 @@
         <w:spacing w:line="276" w:lineRule="auto"/>
       </w:pPr>
       <w:r>
-        <w:t xml:space="preserve">This file contains Figures S1–S3 and their captions. Supplementary Data 2, supplied as Discover_Plants_Data_and_Code.zip, contains machine-readable Tables S1–S18, all figure source data, the registered protocol and amendment log, analysis code, workflows, configurations, tests, metadata, and environment specifications. The complete archive is also permanently available at </w:t>
+        <w:t xml:space="preserve">Figures S1–S3, machine-readable Tables S1–S18, all figure source data, the registered protocol and amendment log, analysis code, workflows, configurations, tests, metadata, and environment specifications are available exclusively in the version-specific Zenodo record at </w:t>
       </w:r>
       <w:hyperlink r:id="rId11">
         <w:r>
@@ -62,11 +62,320 @@
             <w:color w:val="0563C1"/>
             <w:u w:val="single"/>
           </w:rPr>
-          <w:t>https://doi.org/10.5281/zenodo.22436625</w:t>
+          <w:t>https://zenodo.org/records/22436625</w:t>
         </w:r>
       </w:hyperlink>
       <w:r>
-        <w:t>.</w:t>
+        <w:t>. Their table and figure captions are listed below.</w:t>
+      </w:r>
+    </w:p>
+    <w:p>
+      <w:pPr>
+        <w:pStyle w:val="Heading2"/>
+      </w:pPr>
+      <w:r>
+        <w:t>Supplementary table captions</w:t>
+      </w:r>
+    </w:p>
+    <w:p>
+      <w:pPr>
+        <w:spacing w:line="276" w:lineRule="auto"/>
+      </w:pPr>
+      <w:r>
+        <w:t>The following captions correspond to the machine-readable TSV files archived in the Zenodo record.</w:t>
+      </w:r>
+    </w:p>
+    <w:p>
+      <w:pPr>
+        <w:pStyle w:val="ListBullet"/>
+        <w:spacing w:line="240" w:lineRule="auto" w:after="40"/>
+      </w:pPr>
+      <w:r>
+        <w:rPr>
+          <w:b/>
+        </w:rPr>
+        <w:t xml:space="preserve">Table S1. </w:t>
+      </w:r>
+      <w:r>
+        <w:t>Biological-unit registry.</w:t>
+      </w:r>
+    </w:p>
+    <w:p>
+      <w:pPr>
+        <w:pStyle w:val="ListBullet"/>
+        <w:spacing w:line="240" w:lineRule="auto" w:after="40"/>
+      </w:pPr>
+      <w:r>
+        <w:rPr>
+          <w:b/>
+        </w:rPr>
+        <w:t xml:space="preserve">Table S2. </w:t>
+      </w:r>
+      <w:r>
+        <w:t>Per-library quality control.</w:t>
+      </w:r>
+    </w:p>
+    <w:p>
+      <w:pPr>
+        <w:pStyle w:val="ListBullet"/>
+        <w:spacing w:line="240" w:lineRule="auto" w:after="40"/>
+      </w:pPr>
+      <w:r>
+        <w:rPr>
+          <w:b/>
+        </w:rPr>
+        <w:t xml:space="preserve">Table S3. </w:t>
+      </w:r>
+      <w:r>
+        <w:t>Genome-wide discovery statistics.</w:t>
+      </w:r>
+    </w:p>
+    <w:p>
+      <w:pPr>
+        <w:pStyle w:val="ListBullet"/>
+        <w:spacing w:line="240" w:lineRule="auto" w:after="40"/>
+      </w:pPr>
+      <w:r>
+        <w:rPr>
+          <w:b/>
+        </w:rPr>
+        <w:t xml:space="preserve">Table S4. </w:t>
+      </w:r>
+      <w:r>
+        <w:t>Robustness file manifest.</w:t>
+      </w:r>
+    </w:p>
+    <w:p>
+      <w:pPr>
+        <w:pStyle w:val="ListBullet"/>
+        <w:spacing w:line="240" w:lineRule="auto" w:after="40"/>
+      </w:pPr>
+      <w:r>
+        <w:rPr>
+          <w:b/>
+        </w:rPr>
+        <w:t xml:space="preserve">Table S5. </w:t>
+      </w:r>
+      <w:r>
+        <w:t>All external frozen tests.</w:t>
+      </w:r>
+    </w:p>
+    <w:p>
+      <w:pPr>
+        <w:pStyle w:val="ListBullet"/>
+        <w:spacing w:line="240" w:lineRule="auto" w:after="40"/>
+      </w:pPr>
+      <w:r>
+        <w:rPr>
+          <w:b/>
+        </w:rPr>
+        <w:t xml:space="preserve">Table S6. </w:t>
+      </w:r>
+      <w:r>
+        <w:t>Pathway and signature tests.</w:t>
+      </w:r>
+    </w:p>
+    <w:p>
+      <w:pPr>
+        <w:pStyle w:val="ListBullet"/>
+        <w:spacing w:line="240" w:lineRule="auto" w:after="40"/>
+      </w:pPr>
+      <w:r>
+        <w:rPr>
+          <w:b/>
+        </w:rPr>
+        <w:t xml:space="preserve">Table S7. </w:t>
+      </w:r>
+      <w:r>
+        <w:t>Conditional differential-transcript-usage results.</w:t>
+      </w:r>
+    </w:p>
+    <w:p>
+      <w:pPr>
+        <w:pStyle w:val="ListBullet"/>
+        <w:spacing w:line="240" w:lineRule="auto" w:after="40"/>
+      </w:pPr>
+      <w:r>
+        <w:rPr>
+          <w:b/>
+        </w:rPr>
+        <w:t xml:space="preserve">Table S8. </w:t>
+      </w:r>
+      <w:r>
+        <w:t>Candidate annotation and orthology evidence.</w:t>
+      </w:r>
+    </w:p>
+    <w:p>
+      <w:pPr>
+        <w:pStyle w:val="ListBullet"/>
+        <w:spacing w:line="240" w:lineRule="auto" w:after="40"/>
+      </w:pPr>
+      <w:r>
+        <w:rPr>
+          <w:b/>
+        </w:rPr>
+        <w:t xml:space="preserve">Table S9. </w:t>
+      </w:r>
+      <w:r>
+        <w:t>Small-RNA reference-gate outcome.</w:t>
+      </w:r>
+    </w:p>
+    <w:p>
+      <w:pPr>
+        <w:pStyle w:val="ListBullet"/>
+        <w:spacing w:line="240" w:lineRule="auto" w:after="40"/>
+      </w:pPr>
+      <w:r>
+        <w:rPr>
+          <w:b/>
+        </w:rPr>
+        <w:t xml:space="preserve">Table S10. </w:t>
+      </w:r>
+      <w:r>
+        <w:t>Motif-background tests and sensitivity results.</w:t>
+      </w:r>
+    </w:p>
+    <w:p>
+      <w:pPr>
+        <w:pStyle w:val="ListBullet"/>
+        <w:spacing w:line="240" w:lineRule="auto" w:after="40"/>
+      </w:pPr>
+      <w:r>
+        <w:rPr>
+          <w:b/>
+        </w:rPr>
+        <w:t xml:space="preserve">Table S11. </w:t>
+      </w:r>
+      <w:r>
+        <w:t>Accession-aware evidence registry.</w:t>
+      </w:r>
+    </w:p>
+    <w:p>
+      <w:pPr>
+        <w:pStyle w:val="ListBullet"/>
+        <w:spacing w:line="240" w:lineRule="auto" w:after="40"/>
+      </w:pPr>
+      <w:r>
+        <w:rPr>
+          <w:b/>
+        </w:rPr>
+        <w:t xml:space="preserve">Table S12. </w:t>
+      </w:r>
+      <w:r>
+        <w:t>Scripts, environments, and command inventory.</w:t>
+      </w:r>
+    </w:p>
+    <w:p>
+      <w:pPr>
+        <w:pStyle w:val="ListBullet"/>
+        <w:spacing w:line="240" w:lineRule="auto" w:after="40"/>
+      </w:pPr>
+      <w:r>
+        <w:rPr>
+          <w:b/>
+        </w:rPr>
+        <w:t xml:space="preserve">Table S13. </w:t>
+      </w:r>
+      <w:r>
+        <w:t>Protocol amendment and deviation log.</w:t>
+      </w:r>
+    </w:p>
+    <w:p>
+      <w:pPr>
+        <w:pStyle w:val="ListBullet"/>
+        <w:spacing w:line="240" w:lineRule="auto" w:after="40"/>
+      </w:pPr>
+      <w:r>
+        <w:rPr>
+          <w:b/>
+        </w:rPr>
+        <w:t xml:space="preserve">Table S14. </w:t>
+      </w:r>
+      <w:r>
+        <w:t>Legacy within-cultivar audit.</w:t>
+      </w:r>
+    </w:p>
+    <w:p>
+      <w:pPr>
+        <w:pStyle w:val="ListBullet"/>
+        <w:spacing w:line="240" w:lineRule="auto" w:after="40"/>
+      </w:pPr>
+      <w:r>
+        <w:rPr>
+          <w:b/>
+        </w:rPr>
+        <w:t xml:space="preserve">Table S15. </w:t>
+      </w:r>
+      <w:r>
+        <w:t>Controlled promoter-motif background comparison.</w:t>
+      </w:r>
+    </w:p>
+    <w:p>
+      <w:pPr>
+        <w:pStyle w:val="ListBullet"/>
+        <w:spacing w:line="240" w:lineRule="auto" w:after="40"/>
+      </w:pPr>
+      <w:r>
+        <w:rPr>
+          <w:b/>
+        </w:rPr>
+        <w:t xml:space="preserve">Table S16a. </w:t>
+      </w:r>
+      <w:r>
+        <w:t>Reconstructed dataset-search queries.</w:t>
+      </w:r>
+    </w:p>
+    <w:p>
+      <w:pPr>
+        <w:pStyle w:val="ListBullet"/>
+        <w:spacing w:line="240" w:lineRule="auto" w:after="40"/>
+      </w:pPr>
+      <w:r>
+        <w:rPr>
+          <w:b/>
+        </w:rPr>
+        <w:t xml:space="preserve">Table S16b. </w:t>
+      </w:r>
+      <w:r>
+        <w:t>Dataset eligibility decisions.</w:t>
+      </w:r>
+    </w:p>
+    <w:p>
+      <w:pPr>
+        <w:pStyle w:val="ListBullet"/>
+        <w:spacing w:line="240" w:lineRule="auto" w:after="40"/>
+      </w:pPr>
+      <w:r>
+        <w:rPr>
+          <w:b/>
+        </w:rPr>
+        <w:t xml:space="preserve">Table S17. </w:t>
+      </w:r>
+      <w:r>
+        <w:t>Exact software versions.</w:t>
+      </w:r>
+    </w:p>
+    <w:p>
+      <w:pPr>
+        <w:pStyle w:val="ListBullet"/>
+        <w:spacing w:line="240" w:lineRule="auto" w:after="40"/>
+      </w:pPr>
+      <w:r>
+        <w:rPr>
+          <w:b/>
+        </w:rPr>
+        <w:t xml:space="preserve">Table S18. </w:t>
+      </w:r>
+      <w:r>
+        <w:t>Power-simulation minimum detectable effects.</w:t>
+      </w:r>
+    </w:p>
+    <w:p>
+      <w:pPr>
+        <w:pStyle w:val="Heading2"/>
+      </w:pPr>
+      <w:r>
+        <w:t>Supplementary figure captions</w:t>
       </w:r>
     </w:p>
     <w:p>
